--- a/output/reports/jobs_2026-05-29.docx
+++ b/output/reports/jobs_2026-05-29.docx
@@ -25,7 +25,7 @@
           <w:color w:val="777777"/>
           <w:sz w:val="18"/>
         </w:rPr>
-        <w:t>May 29, 2026 — 12:59 UTC  |  Arash Karimi  |  Aachen, NRW</w:t>
+        <w:t>May 29, 2026 — 14:03 UTC  |  Arash Karimi  |  Aachen, NRW</w:t>
       </w:r>
     </w:p>
     <w:p>
